--- a/.agents/skills/md-to-docx/assets/template_preview.docx
+++ b/.agents/skills/md-to-docx/assets/template_preview.docx
@@ -13,7 +13,7 @@
     <w:p>
       <w:r>
         <w:rPr>
-          <w:rFonts w:ascii="Times New Roman" w:hAnsi="Times New Roman" w:eastAsia="SimSun"/>
+          <w:rFonts w:ascii="Times New Roman" w:hAnsi="Times New Roman" w:eastAsia="Times New Roman"/>
           <w:b w:val="0"/>
           <w:i w:val="0"/>
           <w:sz w:val="24"/>
@@ -40,7 +40,7 @@
     <w:p>
       <w:r>
         <w:rPr>
-          <w:rFonts w:ascii="Times New Roman" w:hAnsi="Times New Roman" w:eastAsia="SimSun"/>
+          <w:rFonts w:ascii="Times New Roman" w:hAnsi="Times New Roman" w:eastAsia="Times New Roman"/>
           <w:b w:val="0"/>
           <w:i/>
           <w:sz w:val="20"/>
@@ -59,7 +59,7 @@
     <w:p>
       <w:r>
         <w:rPr>
-          <w:rFonts w:ascii="Times New Roman" w:hAnsi="Times New Roman" w:eastAsia="SimSun"/>
+          <w:rFonts w:ascii="Times New Roman" w:hAnsi="Times New Roman" w:eastAsia="Times New Roman"/>
           <w:b w:val="0"/>
           <w:i/>
           <w:sz w:val="20"/>
@@ -78,7 +78,7 @@
     <w:p>
       <w:r>
         <w:rPr>
-          <w:rFonts w:ascii="Times New Roman" w:hAnsi="Times New Roman" w:eastAsia="SimSun"/>
+          <w:rFonts w:ascii="Times New Roman" w:hAnsi="Times New Roman" w:eastAsia="Times New Roman"/>
           <w:b w:val="0"/>
           <w:i/>
           <w:sz w:val="20"/>
@@ -97,7 +97,7 @@
     <w:p>
       <w:r>
         <w:rPr>
-          <w:rFonts w:ascii="Times New Roman" w:hAnsi="Times New Roman" w:eastAsia="SimSun"/>
+          <w:rFonts w:ascii="Times New Roman" w:hAnsi="Times New Roman" w:eastAsia="Times New Roman"/>
           <w:b w:val="0"/>
           <w:i/>
           <w:sz w:val="20"/>
@@ -116,7 +116,7 @@
     <w:p>
       <w:r>
         <w:rPr>
-          <w:rFonts w:ascii="Times New Roman" w:hAnsi="Times New Roman" w:eastAsia="SimSun"/>
+          <w:rFonts w:ascii="Times New Roman" w:hAnsi="Times New Roman" w:eastAsia="Times New Roman"/>
           <w:b w:val="0"/>
           <w:i/>
           <w:sz w:val="20"/>
@@ -135,7 +135,7 @@
     <w:p>
       <w:r>
         <w:rPr>
-          <w:rFonts w:ascii="Times New Roman" w:hAnsi="Times New Roman" w:eastAsia="SimSun"/>
+          <w:rFonts w:ascii="Times New Roman" w:hAnsi="Times New Roman" w:eastAsia="Times New Roman"/>
           <w:b w:val="0"/>
           <w:i/>
           <w:sz w:val="20"/>
@@ -154,18 +154,18 @@
     <w:p>
       <w:r>
         <w:rPr>
-          <w:rFonts w:ascii="Times New Roman" w:hAnsi="Times New Roman" w:eastAsia="SimSun"/>
+          <w:rFonts w:ascii="Times New Roman" w:hAnsi="Times New Roman" w:eastAsia="Times New Roman"/>
           <w:b w:val="0"/>
           <w:i w:val="0"/>
           <w:sz w:val="24"/>
         </w:rPr>
-        <w:t>Body: SimSun + Times New Roman, 12pt, first-line indent 0.74cm, 1.5× line spacing.</w:t>
+        <w:t>Body: Times New Roman 12pt, first-line indent 0.74cm, 1.5× line spacing.</w:t>
       </w:r>
     </w:p>
     <w:p>
       <w:r>
         <w:rPr>
-          <w:rFonts w:ascii="Times New Roman" w:hAnsi="Times New Roman" w:eastAsia="SimSun"/>
+          <w:rFonts w:ascii="Times New Roman" w:hAnsi="Times New Roman" w:eastAsia="Times New Roman"/>
           <w:b w:val="0"/>
           <w:i w:val="0"/>
           <w:sz w:val="24"/>
@@ -174,7 +174,7 @@
       </w:r>
       <w:r>
         <w:rPr>
-          <w:rFonts w:ascii="Times New Roman" w:hAnsi="Times New Roman" w:eastAsia="SimSun"/>
+          <w:rFonts w:ascii="Times New Roman" w:hAnsi="Times New Roman" w:eastAsia="Times New Roman"/>
           <w:b/>
           <w:i w:val="0"/>
           <w:sz w:val="24"/>
@@ -185,7 +185,7 @@
     <w:p>
       <w:r>
         <w:rPr>
-          <w:rFonts w:ascii="Times New Roman" w:hAnsi="Times New Roman" w:eastAsia="SimSun"/>
+          <w:rFonts w:ascii="Times New Roman" w:hAnsi="Times New Roman" w:eastAsia="Times New Roman"/>
           <w:b w:val="0"/>
           <w:i w:val="0"/>
           <w:sz w:val="24"/>
@@ -194,7 +194,7 @@
       </w:r>
       <w:r>
         <w:rPr>
-          <w:rFonts w:ascii="Times New Roman" w:hAnsi="Times New Roman" w:eastAsia="SimSun"/>
+          <w:rFonts w:ascii="Times New Roman" w:hAnsi="Times New Roman" w:eastAsia="Times New Roman"/>
           <w:b w:val="0"/>
           <w:i/>
           <w:sz w:val="24"/>
@@ -205,7 +205,7 @@
     <w:p>
       <w:r>
         <w:rPr>
-          <w:rFonts w:ascii="Times New Roman" w:hAnsi="Times New Roman" w:eastAsia="SimSun"/>
+          <w:rFonts w:ascii="Times New Roman" w:hAnsi="Times New Roman" w:eastAsia="Times New Roman"/>
           <w:b w:val="0"/>
           <w:i w:val="0"/>
           <w:sz w:val="24"/>
@@ -214,7 +214,7 @@
       </w:r>
       <w:r>
         <w:rPr>
-          <w:rFonts w:ascii="Times New Roman" w:hAnsi="Times New Roman" w:eastAsia="SimSun"/>
+          <w:rFonts w:ascii="Times New Roman" w:hAnsi="Times New Roman" w:eastAsia="Times New Roman"/>
           <w:b/>
           <w:i/>
           <w:sz w:val="24"/>
@@ -244,7 +244,7 @@
       </w:pPr>
       <w:r>
         <w:rPr>
-          <w:rFonts w:ascii="Times New Roman" w:hAnsi="Times New Roman" w:eastAsia="SimSun"/>
+          <w:rFonts w:ascii="Times New Roman" w:hAnsi="Times New Roman" w:eastAsia="Times New Roman"/>
           <w:b w:val="0"/>
           <w:i w:val="0"/>
           <w:sz w:val="24"/>
@@ -258,7 +258,7 @@
       </w:pPr>
       <w:r>
         <w:rPr>
-          <w:rFonts w:ascii="Times New Roman" w:hAnsi="Times New Roman" w:eastAsia="SimSun"/>
+          <w:rFonts w:ascii="Times New Roman" w:hAnsi="Times New Roman" w:eastAsia="Times New Roman"/>
           <w:b w:val="0"/>
           <w:i w:val="0"/>
           <w:sz w:val="24"/>
@@ -272,7 +272,7 @@
       </w:pPr>
       <w:r>
         <w:rPr>
-          <w:rFonts w:ascii="Times New Roman" w:hAnsi="Times New Roman" w:eastAsia="SimSun"/>
+          <w:rFonts w:ascii="Times New Roman" w:hAnsi="Times New Roman" w:eastAsia="Times New Roman"/>
           <w:b w:val="0"/>
           <w:i w:val="0"/>
           <w:sz w:val="24"/>
@@ -294,7 +294,7 @@
       </w:pPr>
       <w:r>
         <w:rPr>
-          <w:rFonts w:ascii="Times New Roman" w:hAnsi="Times New Roman" w:eastAsia="SimSun"/>
+          <w:rFonts w:ascii="Times New Roman" w:hAnsi="Times New Roman" w:eastAsia="Times New Roman"/>
           <w:b w:val="0"/>
           <w:i w:val="0"/>
           <w:sz w:val="24"/>
@@ -308,7 +308,7 @@
       </w:pPr>
       <w:r>
         <w:rPr>
-          <w:rFonts w:ascii="Times New Roman" w:hAnsi="Times New Roman" w:eastAsia="SimSun"/>
+          <w:rFonts w:ascii="Times New Roman" w:hAnsi="Times New Roman" w:eastAsia="Times New Roman"/>
           <w:b w:val="0"/>
           <w:i w:val="0"/>
           <w:sz w:val="24"/>
@@ -322,7 +322,7 @@
       </w:pPr>
       <w:r>
         <w:rPr>
-          <w:rFonts w:ascii="Times New Roman" w:hAnsi="Times New Roman" w:eastAsia="SimSun"/>
+          <w:rFonts w:ascii="Times New Roman" w:hAnsi="Times New Roman" w:eastAsia="Times New Roman"/>
           <w:b w:val="0"/>
           <w:i w:val="0"/>
           <w:sz w:val="24"/>
@@ -344,7 +344,7 @@
       </w:pPr>
       <w:r>
         <w:rPr>
-          <w:rFonts w:ascii="Times New Roman" w:hAnsi="Times New Roman" w:eastAsia="SimSun"/>
+          <w:rFonts w:ascii="Times New Roman" w:hAnsi="Times New Roman" w:eastAsia="Times New Roman"/>
           <w:b w:val="0"/>
           <w:i w:val="0"/>
           <w:sz w:val="24"/>
@@ -358,7 +358,7 @@
       </w:pPr>
       <w:r>
         <w:rPr>
-          <w:rFonts w:ascii="Times New Roman" w:hAnsi="Times New Roman" w:eastAsia="SimSun"/>
+          <w:rFonts w:ascii="Times New Roman" w:hAnsi="Times New Roman" w:eastAsia="Times New Roman"/>
           <w:b w:val="0"/>
           <w:i w:val="0"/>
           <w:sz w:val="24"/>
@@ -372,7 +372,7 @@
       </w:pPr>
       <w:r>
         <w:rPr>
-          <w:rFonts w:ascii="Times New Roman" w:hAnsi="Times New Roman" w:eastAsia="SimSun"/>
+          <w:rFonts w:ascii="Times New Roman" w:hAnsi="Times New Roman" w:eastAsia="Times New Roman"/>
           <w:b w:val="0"/>
           <w:i w:val="0"/>
           <w:sz w:val="24"/>
@@ -391,7 +391,7 @@
     <w:p>
       <w:r>
         <w:rPr>
-          <w:rFonts w:ascii="Times New Roman" w:hAnsi="Times New Roman" w:eastAsia="SimSun"/>
+          <w:rFonts w:ascii="Times New Roman" w:hAnsi="Times New Roman" w:eastAsia="Times New Roman"/>
           <w:b w:val="0"/>
           <w:i/>
           <w:sz w:val="20"/>
@@ -572,7 +572,7 @@
     <w:p>
       <w:r>
         <w:rPr>
-          <w:rFonts w:ascii="Times New Roman" w:hAnsi="Times New Roman" w:eastAsia="SimSun"/>
+          <w:rFonts w:ascii="Times New Roman" w:hAnsi="Times New Roman" w:eastAsia="Times New Roman"/>
           <w:b w:val="0"/>
           <w:i/>
           <w:sz w:val="20"/>
@@ -583,7 +583,7 @@
     <w:p>
       <w:r>
         <w:rPr>
-          <w:rFonts w:ascii="Consolas" w:hAnsi="Consolas" w:eastAsia="SimSun"/>
+          <w:rFonts w:ascii="Consolas" w:hAnsi="Consolas" w:eastAsia="Times New Roman"/>
           <w:b w:val="0"/>
           <w:i/>
           <w:sz w:val="18"/>
@@ -647,7 +647,7 @@
     <w:p>
       <w:r>
         <w:rPr>
-          <w:rFonts w:ascii="Times New Roman" w:hAnsi="Times New Roman" w:eastAsia="SimSun"/>
+          <w:rFonts w:ascii="Times New Roman" w:hAnsi="Times New Roman" w:eastAsia="Times New Roman"/>
           <w:b w:val="0"/>
           <w:i w:val="0"/>
           <w:sz w:val="24"/>
@@ -667,7 +667,7 @@
     <w:p>
       <w:r>
         <w:rPr>
-          <w:rFonts w:ascii="Times New Roman" w:hAnsi="Times New Roman" w:eastAsia="SimSun"/>
+          <w:rFonts w:ascii="Times New Roman" w:hAnsi="Times New Roman" w:eastAsia="Times New Roman"/>
           <w:b w:val="0"/>
           <w:i/>
           <w:sz w:val="20"/>
@@ -686,7 +686,7 @@
     <w:p>
       <w:r>
         <w:rPr>
-          <w:rFonts w:ascii="Times New Roman" w:hAnsi="Times New Roman" w:eastAsia="SimSun"/>
+          <w:rFonts w:ascii="Times New Roman" w:hAnsi="Times New Roman" w:eastAsia="Times New Roman"/>
           <w:b w:val="0"/>
           <w:i/>
           <w:sz w:val="20"/>
@@ -700,7 +700,7 @@
       </w:pPr>
       <w:r>
         <w:rPr>
-          <w:rFonts w:ascii="Times New Roman" w:hAnsi="Times New Roman" w:eastAsia="SimSun"/>
+          <w:rFonts w:ascii="Times New Roman" w:hAnsi="Times New Roman" w:eastAsia="Times New Roman"/>
           <w:b w:val="0"/>
           <w:i/>
           <w:sz w:val="24"/>
@@ -719,7 +719,7 @@
     <w:p>
       <w:r>
         <w:rPr>
-          <w:rFonts w:ascii="Times New Roman" w:hAnsi="Times New Roman" w:eastAsia="SimSun"/>
+          <w:rFonts w:ascii="Times New Roman" w:hAnsi="Times New Roman" w:eastAsia="Times New Roman"/>
           <w:b w:val="0"/>
           <w:i/>
           <w:sz w:val="20"/>
@@ -797,24 +797,7 @@
               <w:rPr>
                 <w:b/>
               </w:rPr>
-              <w:t>CJK font</w:t>
-            </w:r>
-          </w:p>
-        </w:tc>
-        <w:tc>
-          <w:tcPr>
-            <w:tcW w:type="dxa" w:w="2256"/>
-            <w:shd w:fill="D9D9D9"/>
-          </w:tcPr>
-          <w:p>
-            <w:pPr>
-              <w:jc w:val="center"/>
-            </w:pPr>
-            <w:r>
-              <w:rPr>
-                <w:b/>
-              </w:rPr>
-              <w:t>Latin font</w:t>
+              <w:t>Font</w:t>
             </w:r>
           </w:p>
         </w:tc>
@@ -835,6 +818,23 @@
             </w:r>
           </w:p>
         </w:tc>
+        <w:tc>
+          <w:tcPr>
+            <w:tcW w:type="dxa" w:w="2256"/>
+            <w:shd w:fill="D9D9D9"/>
+          </w:tcPr>
+          <w:p>
+            <w:pPr>
+              <w:jc w:val="center"/>
+            </w:pPr>
+            <w:r>
+              <w:rPr>
+                <w:b/>
+              </w:rPr>
+              <w:t>Notes</w:t>
+            </w:r>
+          </w:p>
+        </w:tc>
       </w:tr>
       <w:tr>
         <w:tc>
@@ -844,16 +844,6 @@
           <w:p>
             <w:r>
               <w:t>Body</w:t>
-            </w:r>
-          </w:p>
-        </w:tc>
-        <w:tc>
-          <w:tcPr>
-            <w:tcW w:type="dxa" w:w="2256"/>
-          </w:tcPr>
-          <w:p>
-            <w:r>
-              <w:t>SimSun</w:t>
             </w:r>
           </w:p>
         </w:tc>
@@ -877,6 +867,16 @@
             </w:r>
           </w:p>
         </w:tc>
+        <w:tc>
+          <w:tcPr>
+            <w:tcW w:type="dxa" w:w="2256"/>
+          </w:tcPr>
+          <w:p>
+            <w:r>
+              <w:t>Default</w:t>
+            </w:r>
+          </w:p>
+        </w:tc>
       </w:tr>
       <w:tr>
         <w:tc>
@@ -886,16 +886,6 @@
           <w:p>
             <w:r>
               <w:t>Heading 1</w:t>
-            </w:r>
-          </w:p>
-        </w:tc>
-        <w:tc>
-          <w:tcPr>
-            <w:tcW w:type="dxa" w:w="2256"/>
-          </w:tcPr>
-          <w:p>
-            <w:r>
-              <w:t>SimSun</w:t>
             </w:r>
           </w:p>
         </w:tc>
@@ -919,6 +909,16 @@
             </w:r>
           </w:p>
         </w:tc>
+        <w:tc>
+          <w:tcPr>
+            <w:tcW w:type="dxa" w:w="2256"/>
+          </w:tcPr>
+          <w:p>
+            <w:r>
+              <w:t>Bold</w:t>
+            </w:r>
+          </w:p>
+        </w:tc>
       </w:tr>
       <w:tr>
         <w:tc>
@@ -928,16 +928,6 @@
           <w:p>
             <w:r>
               <w:t>Heading 2</w:t>
-            </w:r>
-          </w:p>
-        </w:tc>
-        <w:tc>
-          <w:tcPr>
-            <w:tcW w:type="dxa" w:w="2256"/>
-          </w:tcPr>
-          <w:p>
-            <w:r>
-              <w:t>SimSun</w:t>
             </w:r>
           </w:p>
         </w:tc>
@@ -961,6 +951,16 @@
             </w:r>
           </w:p>
         </w:tc>
+        <w:tc>
+          <w:tcPr>
+            <w:tcW w:type="dxa" w:w="2256"/>
+          </w:tcPr>
+          <w:p>
+            <w:r>
+              <w:t>Bold</w:t>
+            </w:r>
+          </w:p>
+        </w:tc>
       </w:tr>
       <w:tr>
         <w:tc>
@@ -970,16 +970,6 @@
           <w:p>
             <w:r>
               <w:t>Heading 3</w:t>
-            </w:r>
-          </w:p>
-        </w:tc>
-        <w:tc>
-          <w:tcPr>
-            <w:tcW w:type="dxa" w:w="2256"/>
-          </w:tcPr>
-          <w:p>
-            <w:r>
-              <w:t>SimSun</w:t>
             </w:r>
           </w:p>
         </w:tc>
@@ -1003,6 +993,16 @@
             </w:r>
           </w:p>
         </w:tc>
+        <w:tc>
+          <w:tcPr>
+            <w:tcW w:type="dxa" w:w="2256"/>
+          </w:tcPr>
+          <w:p>
+            <w:r>
+              <w:t>Bold</w:t>
+            </w:r>
+          </w:p>
+        </w:tc>
       </w:tr>
       <w:tr>
         <w:tc>
@@ -1012,16 +1012,6 @@
           <w:p>
             <w:r>
               <w:t>Heading 4</w:t>
-            </w:r>
-          </w:p>
-        </w:tc>
-        <w:tc>
-          <w:tcPr>
-            <w:tcW w:type="dxa" w:w="2256"/>
-          </w:tcPr>
-          <w:p>
-            <w:r>
-              <w:t>SimSun</w:t>
             </w:r>
           </w:p>
         </w:tc>
@@ -1042,6 +1032,16 @@
           <w:p>
             <w:r>
               <w:t>14pt</w:t>
+            </w:r>
+          </w:p>
+        </w:tc>
+        <w:tc>
+          <w:tcPr>
+            <w:tcW w:type="dxa" w:w="2256"/>
+          </w:tcPr>
+          <w:p>
+            <w:r>
+              <w:t>Bold</w:t>
             </w:r>
           </w:p>
         </w:tc>
@@ -1073,7 +1073,7 @@
           </w:tcPr>
           <w:p>
             <w:r>
-              <w:t>Consolas</w:t>
+              <w:t>9pt</w:t>
             </w:r>
           </w:p>
         </w:tc>
@@ -1083,7 +1083,7 @@
           </w:tcPr>
           <w:p>
             <w:r>
-              <w:t>9pt</w:t>
+              <w:t>Monospace</w:t>
             </w:r>
           </w:p>
         </w:tc>
@@ -1115,7 +1115,7 @@
           </w:tcPr>
           <w:p>
             <w:r>
-              <w:t>Consolas</w:t>
+              <w:t>12pt</w:t>
             </w:r>
           </w:p>
         </w:tc>
@@ -1125,7 +1125,7 @@
           </w:tcPr>
           <w:p>
             <w:r>
-              <w:t>12pt</w:t>
+              <w:t>Monospace</w:t>
             </w:r>
           </w:p>
         </w:tc>
@@ -1829,7 +1829,7 @@
     <w:qFormat/>
     <w:rsid w:val="00FC693F"/>
     <w:rPr>
-      <w:rFonts w:ascii="Times New Roman" w:hAnsi="Times New Roman" w:eastAsia="SimSun"/>
+      <w:rFonts w:ascii="Times New Roman" w:hAnsi="Times New Roman" w:eastAsia="Times New Roman"/>
       <w:b w:val="0"/>
       <w:sz w:val="24"/>
     </w:rPr>
@@ -1893,7 +1893,7 @@
       <w:outlineLvl w:val="0"/>
     </w:pPr>
     <w:rPr>
-      <w:rFonts w:asciiTheme="majorHAnsi" w:eastAsiaTheme="majorEastAsia" w:hAnsiTheme="majorHAnsi" w:cstheme="majorBidi" w:ascii="Times New Roman" w:hAnsi="Times New Roman" w:eastAsia="SimSun"/>
+      <w:rFonts w:asciiTheme="majorHAnsi" w:eastAsiaTheme="majorEastAsia" w:hAnsiTheme="majorHAnsi" w:cstheme="majorBidi" w:ascii="Times New Roman" w:hAnsi="Times New Roman" w:eastAsia="Times New Roman"/>
       <w:b/>
       <w:bCs/>
       <w:color w:val="365F91" w:themeColor="accent1" w:themeShade="BF"/>
@@ -1917,7 +1917,7 @@
       <w:outlineLvl w:val="1"/>
     </w:pPr>
     <w:rPr>
-      <w:rFonts w:asciiTheme="majorHAnsi" w:eastAsiaTheme="majorEastAsia" w:hAnsiTheme="majorHAnsi" w:cstheme="majorBidi" w:ascii="Times New Roman" w:hAnsi="Times New Roman" w:eastAsia="SimSun"/>
+      <w:rFonts w:asciiTheme="majorHAnsi" w:eastAsiaTheme="majorEastAsia" w:hAnsiTheme="majorHAnsi" w:cstheme="majorBidi" w:ascii="Times New Roman" w:hAnsi="Times New Roman" w:eastAsia="Times New Roman"/>
       <w:b/>
       <w:bCs/>
       <w:color w:val="4F81BD" w:themeColor="accent1"/>
@@ -1941,7 +1941,7 @@
       <w:outlineLvl w:val="2"/>
     </w:pPr>
     <w:rPr>
-      <w:rFonts w:asciiTheme="majorHAnsi" w:eastAsiaTheme="majorEastAsia" w:hAnsiTheme="majorHAnsi" w:cstheme="majorBidi" w:ascii="Times New Roman" w:hAnsi="Times New Roman" w:eastAsia="SimSun"/>
+      <w:rFonts w:asciiTheme="majorHAnsi" w:eastAsiaTheme="majorEastAsia" w:hAnsiTheme="majorHAnsi" w:cstheme="majorBidi" w:ascii="Times New Roman" w:hAnsi="Times New Roman" w:eastAsia="Times New Roman"/>
       <w:b/>
       <w:bCs/>
       <w:color w:val="4F81BD" w:themeColor="accent1"/>
@@ -1965,7 +1965,7 @@
       <w:outlineLvl w:val="3"/>
     </w:pPr>
     <w:rPr>
-      <w:rFonts w:asciiTheme="majorHAnsi" w:eastAsiaTheme="majorEastAsia" w:hAnsiTheme="majorHAnsi" w:cstheme="majorBidi" w:ascii="Times New Roman" w:hAnsi="Times New Roman" w:eastAsia="SimSun"/>
+      <w:rFonts w:asciiTheme="majorHAnsi" w:eastAsiaTheme="majorEastAsia" w:hAnsiTheme="majorHAnsi" w:cstheme="majorBidi" w:ascii="Times New Roman" w:hAnsi="Times New Roman" w:eastAsia="Times New Roman"/>
       <w:b/>
       <w:bCs/>
       <w:i/>
@@ -1991,7 +1991,7 @@
       <w:outlineLvl w:val="4"/>
     </w:pPr>
     <w:rPr>
-      <w:rFonts w:asciiTheme="majorHAnsi" w:eastAsiaTheme="majorEastAsia" w:hAnsiTheme="majorHAnsi" w:cstheme="majorBidi" w:ascii="Times New Roman" w:hAnsi="Times New Roman" w:eastAsia="SimSun"/>
+      <w:rFonts w:asciiTheme="majorHAnsi" w:eastAsiaTheme="majorEastAsia" w:hAnsiTheme="majorHAnsi" w:cstheme="majorBidi" w:ascii="Times New Roman" w:hAnsi="Times New Roman" w:eastAsia="Times New Roman"/>
       <w:b/>
       <w:color w:val="243F60" w:themeColor="accent1" w:themeShade="7F"/>
       <w:sz w:val="28"/>
@@ -2014,7 +2014,7 @@
       <w:outlineLvl w:val="5"/>
     </w:pPr>
     <w:rPr>
-      <w:rFonts w:asciiTheme="majorHAnsi" w:eastAsiaTheme="majorEastAsia" w:hAnsiTheme="majorHAnsi" w:cstheme="majorBidi" w:ascii="Times New Roman" w:hAnsi="Times New Roman" w:eastAsia="SimSun"/>
+      <w:rFonts w:asciiTheme="majorHAnsi" w:eastAsiaTheme="majorEastAsia" w:hAnsiTheme="majorHAnsi" w:cstheme="majorBidi" w:ascii="Times New Roman" w:hAnsi="Times New Roman" w:eastAsia="Times New Roman"/>
       <w:b/>
       <w:i/>
       <w:iCs/>
